--- a/backend/apps/documents/docx_templates/3-归档模板/2-结案归档登记表.docx
+++ b/backend/apps/documents/docx_templates/3-归档模板/2-结案归档登记表.docx
@@ -527,7 +527,7 @@
                 <w:szCs w:val="24"/>
                 <w:lang w:val="en-US" w:eastAsia="zh-CN"/>
               </w:rPr>
-              <w:t>{{结案归档材料}}</w:t>
+              <w:t>{{r 结案归档材料}}</w:t>
             </w:r>
           </w:p>
         </w:tc>
